--- a/ky/wisdom-stories/eat-less-and-stay-on-the-right-path.docx
+++ b/ky/wisdom-stories/eat-less-and-stay-on-the-right-path.docx
@@ -87,7 +87,7 @@
           <w:sz w:val="22"/>
           <w:lang w:val="ky-KG"/>
         </w:rPr>
-        <w:t>«Чынчыл жашаган адамга соттун кереги жок» — эгер адам чынчыл, адилеттүү жана мыйзамга ылайык жашап, башкалардын укугун бузбаса, талаш-тартыштарга жана укуктук көйгөйлөргө азыраак туш болот.</w:t>
+        <w:t>«Чынчыл жашаган адамга соттун кереги жок» — эгер адам чынчыл, адилеттүү жана мыйзамга ылайык жашап, башкалардын укугун бузбаса, талаш-тартыштарга жана укуктук көйгөйлөргө азыраак туш болот. «Чынчыл жашоо» бул жерде туура жолдон тайбоону да, абийирдүү жүрүүнү да билдирет.</w:t>
       </w:r>
     </w:p>
     <w:p>
@@ -113,7 +113,7 @@
           <w:sz w:val="22"/>
           <w:lang w:val="ky-KG"/>
         </w:rPr>
-        <w:t xml:space="preserve">Сабак: </w:t>
+        <w:t>Сабак: Тамакта ченемдүү, жүрүм-турумда түз бол — анда сага дарыгер да, сот да керек болбойт.</w:t>
       </w:r>
       <w:r>
         <w:rPr>
@@ -122,7 +122,6 @@
           <w:sz w:val="22"/>
           <w:lang w:val="ky-KG"/>
         </w:rPr>
-        <w:t>Тамакты ченеп же, турмушта түз жүр. Ченем ден соолукту сактоого, чынчылдык чырдан алыс болууга көмөктөшөт.</w:t>
       </w:r>
     </w:p>
     <w:p>
@@ -146,7 +145,7 @@
           <w:lang w:val="ru-RU"/>
           <w:lang w:val="ky-KG"/>
         </w:rPr>
-        <w:t>Окуя ачык интернет булактарынан алынды.</w:t>
+        <w:t>Аңгемелер ачык интернет булактарынан алынган, иллюстрациялар болсо ЖИ менен түзүлгөн.</w:t>
       </w:r>
     </w:p>
     <w:sectPr>
